--- a/guide_mise_a_jour_production.docx
+++ b/guide_mise_a_jour_production.docx
@@ -451,7 +451,7 @@
           <w:sz w:val="22"/>
           <w:szCs w:val="22"/>
         </w:rPr>
-        <w:t xml:space="preserve">Code applicatif DocSearch (docsearch-api, docsearch-ingestion, docsearch-ui) — le cas le plus fréquent, à chaque nouvelle version poussée sur les dépôts Git.</w:t>
+        <w:t xml:space="preserve">Code applicatif DocSearch (docsearch-api, docsearch-ingestion, docsearch-ui-vue) — le cas le plus fréquent, à chaque nouvelle version poussée sur les dépôts Git.</w:t>
       </w:r>
     </w:p>
     <w:p>
@@ -897,7 +897,7 @@
           <w:sz w:val="22"/>
           <w:szCs w:val="22"/>
         </w:rPr>
-        <w:t xml:space="preserve">Chaque dépôt (docsearch-api, docsearch-ingestion, docsearch-ui) évolue et se déploie indépendamment — inutile de reconstruire les 3 images pour une modification touchant un seul dépôt.</w:t>
+        <w:t xml:space="preserve">Chaque dépôt (docsearch-api, docsearch-ingestion, docsearch-ui-vue) évolue et se déploie indépendamment — inutile de reconstruire les 3 images pour une modification touchant un seul dépôt.</w:t>
       </w:r>
     </w:p>
     <w:p>
@@ -1092,7 +1092,7 @@
         <w:spacing w:after="150" w:before="300"/>
       </w:pPr>
       <w:r>
-        <w:t xml:space="preserve">3.2 docsearch-api et docsearch-ui — brève interruption</w:t>
+        <w:t xml:space="preserve">3.2 docsearch-api et docsearch-ui-vue — brève interruption</w:t>
       </w:r>
     </w:p>
     <w:p>
@@ -1157,7 +1157,7 @@
                 <w:sz w:val="19"/>
                 <w:szCs w:val="19"/>
               </w:rPr>
-              <w:t xml:space="preserve">cd ~/docsearch/docsearch-api &amp;&amp; git pull        # ou docsearch-ui</w:t>
+              <w:t xml:space="preserve">cd ~/docsearch/docsearch-api &amp;&amp; git pull        # ou docsearch-ui-vue</w:t>
             </w:r>
           </w:p>
           <w:p>
@@ -2873,7 +2873,7 @@
                 <w:sz w:val="19"/>
                 <w:szCs w:val="19"/>
               </w:rPr>
-              <w:t xml:space="preserve">cd ~/docsearch/docsearch-api   # ou docsearch-ingestion / docsearch-ui</w:t>
+              <w:t xml:space="preserve">cd ~/docsearch/docsearch-api   # ou docsearch-ingestion / docsearch-ui-vue</w:t>
             </w:r>
           </w:p>
           <w:p>

--- a/guide_mise_a_jour_production.docx
+++ b/guide_mise_a_jour_production.docx
@@ -47,7 +47,7 @@
           <w:sz w:val="22"/>
           <w:szCs w:val="22"/>
         </w:rPr>
-        <w:t xml:space="preserve">Architecture 8 serveurs · Debian 12 · Docker Compose</w:t>
+        <w:t xml:space="preserve">Architecture 8 serveurs · Debian 12 · podman + systemd (Quadlet)</w:t>
       </w:r>
     </w:p>
     <w:tbl>
@@ -361,7 +361,7 @@
           <w:sz w:val="22"/>
           <w:szCs w:val="22"/>
         </w:rPr>
-        <w:t xml:space="preserve">8. Mise à jour de la configuration partagée (.env)</w:t>
+        <w:t xml:space="preserve">8. Mise à jour de la configuration partagée (/etc/docsearch)</w:t>
       </w:r>
     </w:p>
     <w:p>
@@ -487,7 +487,7 @@
           <w:sz w:val="22"/>
           <w:szCs w:val="22"/>
         </w:rPr>
-        <w:t xml:space="preserve">Configuration partagée (.env) — identique sur les 8 machines, nécessite une procédure de synchronisation pour ne pas diverger.</w:t>
+        <w:t xml:space="preserve">Configuration partagée (/etc/docsearch/*.env) — un fichier par machine, dont les valeurs communes (IP du cluster, index, LDAP) doivent rester cohérentes entre les 8 machines.</w:t>
       </w:r>
     </w:p>
     <w:p>
@@ -875,7 +875,7 @@
           <w:sz w:val="22"/>
           <w:szCs w:val="22"/>
         </w:rPr>
-        <w:t xml:space="preserve">Pour la configuration à chaud (Redis — types de fichiers, filtres de chemin, paramètres opérationnels), la persistance RDB de Redis (volume redis_data) suffit ; aucune action supplémentaire n'est nécessaire avant une mise à jour de code applicatif.</w:t>
+        <w:t xml:space="preserve">Pour la configuration à chaud (Redis — types de fichiers, filtres de chemin, paramètres opérationnels), la persistance RDB de Redis (volume podman systemd-redis-data) suffit ; aucune action supplémentaire n'est nécessaire avant une mise à jour de code applicatif.</w:t>
       </w:r>
     </w:p>
     <w:p>
@@ -958,6 +958,45 @@
                 <w:sz w:val="19"/>
                 <w:szCs w:val="19"/>
               </w:rPr>
+              <w:t xml:space="preserve"># Image construite AILLEURS : la production n'a pas d'accès Internet.</w:t>
+            </w:r>
+          </w:p>
+          <w:p>
+            <w:pPr>
+              <w:spacing w:after="20"/>
+            </w:pPr>
+            <w:r>
+              <w:rPr>
+                <w:rFonts w:ascii="Consolas" w:cs="Consolas" w:eastAsia="Consolas" w:hAnsi="Consolas"/>
+                <w:sz w:val="19"/>
+                <w:szCs w:val="19"/>
+              </w:rPr>
+              <w:t xml:space="preserve"># Sur la machine de préparation : ./manage.sh build ingestion</w:t>
+            </w:r>
+          </w:p>
+          <w:p>
+            <w:pPr>
+              <w:spacing w:after="20"/>
+            </w:pPr>
+            <w:r>
+              <w:rPr>
+                <w:rFonts w:ascii="Consolas" w:cs="Consolas" w:eastAsia="Consolas" w:hAnsi="Consolas"/>
+                <w:sz w:val="19"/>
+                <w:szCs w:val="19"/>
+              </w:rPr>
+              <w:t xml:space="preserve"># puis podman save localhost/docsearch/ingestion:latest | gzip &gt; ingestion.tar.gz</w:t>
+            </w:r>
+          </w:p>
+          <w:p>
+            <w:pPr>
+              <w:spacing w:after="20"/>
+            </w:pPr>
+            <w:r>
+              <w:rPr>
+                <w:rFonts w:ascii="Consolas" w:cs="Consolas" w:eastAsia="Consolas" w:hAnsi="Consolas"/>
+                <w:sz w:val="19"/>
+                <w:szCs w:val="19"/>
+              </w:rPr>
               <w:t xml:space="preserve"># Sur ingest-1, ingest-2 PUIS ingest-3, l'une après l'autre :</w:t>
             </w:r>
           </w:p>
@@ -971,46 +1010,7 @@
                 <w:sz w:val="19"/>
                 <w:szCs w:val="19"/>
               </w:rPr>
-              <w:t xml:space="preserve">cd ~/docsearch/docsearch-ingestion &amp;&amp; git pull</w:t>
-            </w:r>
-          </w:p>
-          <w:p>
-            <w:pPr>
-              <w:spacing w:after="20"/>
-            </w:pPr>
-            <w:r>
-              <w:rPr>
-                <w:rFonts w:ascii="Consolas" w:cs="Consolas" w:eastAsia="Consolas" w:hAnsi="Consolas"/>
-                <w:sz w:val="19"/>
-                <w:szCs w:val="19"/>
-              </w:rPr>
-              <w:t xml:space="preserve">cd ~/docsearch/docsearch-infra/multi-host</w:t>
-            </w:r>
-          </w:p>
-          <w:p>
-            <w:pPr>
-              <w:spacing w:after="20"/>
-            </w:pPr>
-            <w:r>
-              <w:rPr>
-                <w:rFonts w:ascii="Consolas" w:cs="Consolas" w:eastAsia="Consolas" w:hAnsi="Consolas"/>
-                <w:sz w:val="19"/>
-                <w:szCs w:val="19"/>
-              </w:rPr>
-              <w:t xml:space="preserve">docker compose -f docker-compose.ingest.yml build worker watcher</w:t>
-            </w:r>
-          </w:p>
-          <w:p>
-            <w:pPr>
-              <w:spacing w:after="20"/>
-            </w:pPr>
-            <w:r>
-              <w:rPr>
-                <w:rFonts w:ascii="Consolas" w:cs="Consolas" w:eastAsia="Consolas" w:hAnsi="Consolas"/>
-                <w:sz w:val="19"/>
-                <w:szCs w:val="19"/>
-              </w:rPr>
-              <w:t xml:space="preserve">docker compose -f docker-compose.ingest.yml up -d --no-deps worker watcher</w:t>
+              <w:t xml:space="preserve">gunzip -c ingestion.tar.gz | sudo podman load &amp;&amp; sudo systemctl restart 'docsearch-worker-*' docsearch-watcher</w:t>
             </w:r>
           </w:p>
         </w:tc>
@@ -1026,7 +1026,7 @@
           <w:sz w:val="22"/>
           <w:szCs w:val="22"/>
         </w:rPr>
-        <w:t xml:space="preserve">indexer-init n'est jamais un service persistant (invoqué à la demande) — son image se reconstruit automatiquement au prochain lancement, aucune action requise ici.</w:t>
+        <w:t xml:space="preserve">Les commandes ponctuelles d'administration (manage.sh init, add-file-source…) lancent un conteneur jetable sur cette même image : elles prendront la nouvelle version au prochain appel, aucune action requise ici.</w:t>
       </w:r>
     </w:p>
     <w:tbl>
@@ -1157,46 +1157,46 @@
                 <w:sz w:val="19"/>
                 <w:szCs w:val="19"/>
               </w:rPr>
-              <w:t xml:space="preserve">cd ~/docsearch/docsearch-api &amp;&amp; git pull        # ou docsearch-ui-vue</w:t>
-            </w:r>
-          </w:p>
-          <w:p>
-            <w:pPr>
-              <w:spacing w:after="20"/>
-            </w:pPr>
-            <w:r>
-              <w:rPr>
-                <w:rFonts w:ascii="Consolas" w:cs="Consolas" w:eastAsia="Consolas" w:hAnsi="Consolas"/>
-                <w:sz w:val="19"/>
-                <w:szCs w:val="19"/>
-              </w:rPr>
-              <w:t xml:space="preserve">cd ~/docsearch/docsearch-infra/multi-host</w:t>
-            </w:r>
-          </w:p>
-          <w:p>
-            <w:pPr>
-              <w:spacing w:after="20"/>
-            </w:pPr>
-            <w:r>
-              <w:rPr>
-                <w:rFonts w:ascii="Consolas" w:cs="Consolas" w:eastAsia="Consolas" w:hAnsi="Consolas"/>
-                <w:sz w:val="19"/>
-                <w:szCs w:val="19"/>
-              </w:rPr>
-              <w:t xml:space="preserve">docker compose -f docker-compose.frontend.yml build api ui</w:t>
-            </w:r>
-          </w:p>
-          <w:p>
-            <w:pPr>
-              <w:spacing w:after="20"/>
-            </w:pPr>
-            <w:r>
-              <w:rPr>
-                <w:rFonts w:ascii="Consolas" w:cs="Consolas" w:eastAsia="Consolas" w:hAnsi="Consolas"/>
-                <w:sz w:val="19"/>
-                <w:szCs w:val="19"/>
-              </w:rPr>
-              <w:t xml:space="preserve">docker compose -f docker-compose.frontend.yml up -d --no-deps api ui</w:t>
+              <w:t xml:space="preserve"># Images construites puis transférées depuis la machine de préparation</w:t>
+            </w:r>
+          </w:p>
+          <w:p>
+            <w:pPr>
+              <w:spacing w:after="20"/>
+            </w:pPr>
+            <w:r>
+              <w:rPr>
+                <w:rFonts w:ascii="Consolas" w:cs="Consolas" w:eastAsia="Consolas" w:hAnsi="Consolas"/>
+                <w:sz w:val="19"/>
+                <w:szCs w:val="19"/>
+              </w:rPr>
+              <w:t xml:space="preserve">gunzip -c api.tar.gz | sudo podman load</w:t>
+            </w:r>
+          </w:p>
+          <w:p>
+            <w:pPr>
+              <w:spacing w:after="20"/>
+            </w:pPr>
+            <w:r>
+              <w:rPr>
+                <w:rFonts w:ascii="Consolas" w:cs="Consolas" w:eastAsia="Consolas" w:hAnsi="Consolas"/>
+                <w:sz w:val="19"/>
+                <w:szCs w:val="19"/>
+              </w:rPr>
+              <w:t xml:space="preserve">sudo systemctl restart docsearch-api docsearch-alert-worker   # alert-worker partage l'image</w:t>
+            </w:r>
+          </w:p>
+          <w:p>
+            <w:pPr>
+              <w:spacing w:after="20"/>
+            </w:pPr>
+            <w:r>
+              <w:rPr>
+                <w:rFonts w:ascii="Consolas" w:cs="Consolas" w:eastAsia="Consolas" w:hAnsi="Consolas"/>
+                <w:sz w:val="19"/>
+                <w:szCs w:val="19"/>
+              </w:rPr>
+              <w:t xml:space="preserve">gunzip -c ui-vue.tar.gz | sudo podman load &amp;&amp; sudo systemctl restart docsearch-ui-vue</w:t>
             </w:r>
           </w:p>
         </w:tc>
@@ -1453,7 +1453,7 @@
           <w:sz w:val="22"/>
           <w:szCs w:val="22"/>
         </w:rPr>
-        <w:t xml:space="preserve">Sur le nœud concerné, arrêter le conteneur, modifier le tag d'image dans docker-compose.es-data.yml (ou .es-voting.yml), puis redémarrer :</w:t>
+        <w:t xml:space="preserve">L'image de la nouvelle version doit avoir été chargée au préalable (sudo podman load). Sur le nœud concerné, arrêter l'unité, modifier son tag d'image, recharger systemd, puis redémarrer :</w:t>
       </w:r>
     </w:p>
     <w:tbl>
@@ -1492,33 +1492,33 @@
                 <w:sz w:val="19"/>
                 <w:szCs w:val="19"/>
               </w:rPr>
-              <w:t xml:space="preserve">docker compose -f docker-compose.es-data.yml down   # ou .es-voting.yml sur es-voting</w:t>
-            </w:r>
-          </w:p>
-          <w:p>
-            <w:pPr>
-              <w:spacing w:after="20"/>
-            </w:pPr>
-            <w:r>
-              <w:rPr>
-                <w:rFonts w:ascii="Consolas" w:cs="Consolas" w:eastAsia="Consolas" w:hAnsi="Consolas"/>
-                <w:sz w:val="19"/>
-                <w:szCs w:val="19"/>
-              </w:rPr>
-              <w:t xml:space="preserve"># éditer l'image: docker.elastic.co/elasticsearch/elasticsearch:&lt;nouvelle_version&gt;</w:t>
-            </w:r>
-          </w:p>
-          <w:p>
-            <w:pPr>
-              <w:spacing w:after="20"/>
-            </w:pPr>
-            <w:r>
-              <w:rPr>
-                <w:rFonts w:ascii="Consolas" w:cs="Consolas" w:eastAsia="Consolas" w:hAnsi="Consolas"/>
-                <w:sz w:val="19"/>
-                <w:szCs w:val="19"/>
-              </w:rPr>
-              <w:t xml:space="preserve">NODE_NAME=es01 docker compose -f docker-compose.es-data.yml up -d</w:t>
+              <w:t xml:space="preserve">sudo systemctl stop docsearch-es        # ou docsearch-es03-voting sur es-voting</w:t>
+            </w:r>
+          </w:p>
+          <w:p>
+            <w:pPr>
+              <w:spacing w:after="20"/>
+            </w:pPr>
+            <w:r>
+              <w:rPr>
+                <w:rFonts w:ascii="Consolas" w:cs="Consolas" w:eastAsia="Consolas" w:hAnsi="Consolas"/>
+                <w:sz w:val="19"/>
+                <w:szCs w:val="19"/>
+              </w:rPr>
+              <w:t xml:space="preserve">sudo nano /etc/containers/systemd/docsearch-es.container   # Image=...elasticsearch:&lt;nouvelle_version&gt;</w:t>
+            </w:r>
+          </w:p>
+          <w:p>
+            <w:pPr>
+              <w:spacing w:after="20"/>
+            </w:pPr>
+            <w:r>
+              <w:rPr>
+                <w:rFonts w:ascii="Consolas" w:cs="Consolas" w:eastAsia="Consolas" w:hAnsi="Consolas"/>
+                <w:sz w:val="19"/>
+                <w:szCs w:val="19"/>
+              </w:rPr>
+              <w:t xml:space="preserve">sudo systemctl daemon-reload &amp;&amp; sudo systemctl start docsearch-es</w:t>
             </w:r>
           </w:p>
         </w:tc>
@@ -1816,7 +1816,7 @@
                 <w:sz w:val="19"/>
                 <w:szCs w:val="19"/>
               </w:rPr>
-              <w:t xml:space="preserve">docker compose -f docker-compose.es-voting.yml up -d --no-deps kibana</w:t>
+              <w:t xml:space="preserve">sudo systemctl restart docsearch-kibana</w:t>
             </w:r>
           </w:p>
         </w:tc>
@@ -1942,46 +1942,46 @@
                 <w:sz w:val="19"/>
                 <w:szCs w:val="19"/>
               </w:rPr>
-              <w:t xml:space="preserve">cd ~/docsearch/docsearch-infra/multi-host</w:t>
-            </w:r>
-          </w:p>
-          <w:p>
-            <w:pPr>
-              <w:spacing w:after="20"/>
-            </w:pPr>
-            <w:r>
-              <w:rPr>
-                <w:rFonts w:ascii="Consolas" w:cs="Consolas" w:eastAsia="Consolas" w:hAnsi="Consolas"/>
-                <w:sz w:val="19"/>
-                <w:szCs w:val="19"/>
-              </w:rPr>
-              <w:t xml:space="preserve">docker compose -f docker-compose.kafka.yml down</w:t>
-            </w:r>
-          </w:p>
-          <w:p>
-            <w:pPr>
-              <w:spacing w:after="20"/>
-            </w:pPr>
-            <w:r>
-              <w:rPr>
-                <w:rFonts w:ascii="Consolas" w:cs="Consolas" w:eastAsia="Consolas" w:hAnsi="Consolas"/>
-                <w:sz w:val="19"/>
-                <w:szCs w:val="19"/>
-              </w:rPr>
-              <w:t xml:space="preserve"># éditer l'image: confluentinc/cp-kafka:&lt;nouvelle_version&gt;</w:t>
-            </w:r>
-          </w:p>
-          <w:p>
-            <w:pPr>
-              <w:spacing w:after="20"/>
-            </w:pPr>
-            <w:r>
-              <w:rPr>
-                <w:rFonts w:ascii="Consolas" w:cs="Consolas" w:eastAsia="Consolas" w:hAnsi="Consolas"/>
-                <w:sz w:val="19"/>
-                <w:szCs w:val="19"/>
-              </w:rPr>
-              <w:t xml:space="preserve">docker compose -f docker-compose.kafka.yml up -d</w:t>
+              <w:t xml:space="preserve"># L'image confluentinc/cp-kafka:&lt;nouvelle_version&gt; doit avoir été chargée au préalable (sudo podman load)</w:t>
+            </w:r>
+          </w:p>
+          <w:p>
+            <w:pPr>
+              <w:spacing w:after="20"/>
+            </w:pPr>
+            <w:r>
+              <w:rPr>
+                <w:rFonts w:ascii="Consolas" w:cs="Consolas" w:eastAsia="Consolas" w:hAnsi="Consolas"/>
+                <w:sz w:val="19"/>
+                <w:szCs w:val="19"/>
+              </w:rPr>
+              <w:t xml:space="preserve">sudo systemctl stop docsearch-kafka</w:t>
+            </w:r>
+          </w:p>
+          <w:p>
+            <w:pPr>
+              <w:spacing w:after="20"/>
+            </w:pPr>
+            <w:r>
+              <w:rPr>
+                <w:rFonts w:ascii="Consolas" w:cs="Consolas" w:eastAsia="Consolas" w:hAnsi="Consolas"/>
+                <w:sz w:val="19"/>
+                <w:szCs w:val="19"/>
+              </w:rPr>
+              <w:t xml:space="preserve">sudo nano /etc/containers/systemd/docsearch-kafka.container   # Image=...cp-kafka:&lt;nouvelle_version&gt;</w:t>
+            </w:r>
+          </w:p>
+          <w:p>
+            <w:pPr>
+              <w:spacing w:after="20"/>
+            </w:pPr>
+            <w:r>
+              <w:rPr>
+                <w:rFonts w:ascii="Consolas" w:cs="Consolas" w:eastAsia="Consolas" w:hAnsi="Consolas"/>
+                <w:sz w:val="19"/>
+                <w:szCs w:val="19"/>
+              </w:rPr>
+              <w:t xml:space="preserve">sudo systemctl daemon-reload &amp;&amp; sudo systemctl start docsearch-kafka</w:t>
             </w:r>
           </w:p>
         </w:tc>
@@ -2071,33 +2071,33 @@
                 <w:sz w:val="19"/>
                 <w:szCs w:val="19"/>
               </w:rPr>
-              <w:t xml:space="preserve">cd ~/docsearch/docsearch-infra/multi-host</w:t>
-            </w:r>
-          </w:p>
-          <w:p>
-            <w:pPr>
-              <w:spacing w:after="20"/>
-            </w:pPr>
-            <w:r>
-              <w:rPr>
-                <w:rFonts w:ascii="Consolas" w:cs="Consolas" w:eastAsia="Consolas" w:hAnsi="Consolas"/>
-                <w:sz w:val="19"/>
-                <w:szCs w:val="19"/>
-              </w:rPr>
-              <w:t xml:space="preserve"># éditer l'image dans docker-compose.ingest.yml : apache/tika:&lt;nouvelle_version&gt;</w:t>
-            </w:r>
-          </w:p>
-          <w:p>
-            <w:pPr>
-              <w:spacing w:after="20"/>
-            </w:pPr>
-            <w:r>
-              <w:rPr>
-                <w:rFonts w:ascii="Consolas" w:cs="Consolas" w:eastAsia="Consolas" w:hAnsi="Consolas"/>
-                <w:sz w:val="19"/>
-                <w:szCs w:val="19"/>
-              </w:rPr>
-              <w:t xml:space="preserve">docker compose -f docker-compose.ingest.yml up -d --no-deps tika-a</w:t>
+              <w:t xml:space="preserve"># L'image apache/tika:&lt;nouvelle_version&gt; doit avoir été chargée au préalable (sudo podman load)</w:t>
+            </w:r>
+          </w:p>
+          <w:p>
+            <w:pPr>
+              <w:spacing w:after="20"/>
+            </w:pPr>
+            <w:r>
+              <w:rPr>
+                <w:rFonts w:ascii="Consolas" w:cs="Consolas" w:eastAsia="Consolas" w:hAnsi="Consolas"/>
+                <w:sz w:val="19"/>
+                <w:szCs w:val="19"/>
+              </w:rPr>
+              <w:t xml:space="preserve">sudo nano /etc/containers/systemd/docsearch-tika-a.container   # puis daemon-reload</w:t>
+            </w:r>
+          </w:p>
+          <w:p>
+            <w:pPr>
+              <w:spacing w:after="20"/>
+            </w:pPr>
+            <w:r>
+              <w:rPr>
+                <w:rFonts w:ascii="Consolas" w:cs="Consolas" w:eastAsia="Consolas" w:hAnsi="Consolas"/>
+                <w:sz w:val="19"/>
+                <w:szCs w:val="19"/>
+              </w:rPr>
+              <w:t xml:space="preserve">sudo systemctl daemon-reload &amp;&amp; sudo systemctl restart docsearch-tika-a</w:t>
             </w:r>
           </w:p>
           <w:p>
@@ -2136,7 +2136,7 @@
                 <w:sz w:val="19"/>
                 <w:szCs w:val="19"/>
               </w:rPr>
-              <w:t xml:space="preserve">docker compose -f docker-compose.ingest.yml up -d --no-deps tika-b</w:t>
+              <w:t xml:space="preserve">sudo systemctl restart docsearch-tika-b   # après avoir édité son unité de la même façon</w:t>
             </w:r>
           </w:p>
         </w:tc>
@@ -2227,7 +2227,7 @@
                 <w:sz w:val="19"/>
                 <w:szCs w:val="19"/>
               </w:rPr>
-              <w:t xml:space="preserve">docker compose -f docker-compose.frontend.yml up -d --no-deps redis</w:t>
+              <w:t xml:space="preserve">sudo systemctl restart docsearch-redis</w:t>
             </w:r>
           </w:p>
         </w:tc>
@@ -2335,7 +2335,7 @@
                 <w:sz w:val="19"/>
                 <w:szCs w:val="19"/>
               </w:rPr>
-              <w:t xml:space="preserve">docker compose -f docker-compose.frontend.yml up -d --no-deps nginx</w:t>
+              <w:t xml:space="preserve">sudo systemctl restart docsearch-nginx</w:t>
             </w:r>
           </w:p>
         </w:tc>
@@ -2347,7 +2347,7 @@
         <w:spacing w:after="200" w:before="400"/>
       </w:pPr>
       <w:r>
-        <w:t xml:space="preserve">8. Mise à jour de la configuration partagée (.env)</w:t>
+        <w:t xml:space="preserve">8. Mise à jour de la configuration partagée (/etc/docsearch)</w:t>
       </w:r>
     </w:p>
     <w:p>
@@ -2360,7 +2360,7 @@
           <w:sz w:val="22"/>
           <w:szCs w:val="22"/>
         </w:rPr>
-        <w:t xml:space="preserve">Le fichier .env de docsearch-infra/multi-host doit rester STRICTEMENT identique sur les 8 machines (voir guide d'installation, §4). Toute divergence est une source de bugs difficiles à diagnostiquer (ex. un worker pointant vers une mauvaise IP Kafka).</w:t>
+        <w:t xml:space="preserve">La configuration vit dans /etc/docsearch/docsearch.env sur chaque machine (voir guide d'installation, §4). Les valeurs communes — IP du cluster ES, de Kafka, de Redis, index, réglages LDAP — doivent rester STRICTEMENT cohérentes entre les 8 machines. Toute divergence est une source de bugs difficiles à diagnostiquer (ex. un worker pointant vers une mauvaise IP Kafka).</w:t>
       </w:r>
     </w:p>
     <w:p>
@@ -2378,7 +2378,7 @@
           <w:sz w:val="22"/>
           <w:szCs w:val="22"/>
         </w:rPr>
-        <w:t xml:space="preserve">Modifier .env sur UNE seule machine de référence (ex. frontend).</w:t>
+        <w:t xml:space="preserve">Modifier /etc/docsearch/docsearch.env sur UNE seule machine de référence (ex. frontend).</w:t>
       </w:r>
     </w:p>
     <w:p>
@@ -2448,7 +2448,7 @@
                 <w:sz w:val="19"/>
                 <w:szCs w:val="19"/>
               </w:rPr>
-              <w:t xml:space="preserve">  scp .env $USER@$host:~/docsearch/docsearch-infra/multi-host/.env</w:t>
+              <w:t xml:space="preserve">  scp /etc/docsearch/docsearch.env $USER@$host:/tmp/ &amp;&amp; ssh $USER@$host 'sudo install -m 0600 -o root -g root /tmp/docsearch.env /etc/docsearch/'</w:t>
             </w:r>
           </w:p>
           <w:p>
@@ -2696,7 +2696,7 @@
                 <w:sz w:val="19"/>
                 <w:szCs w:val="19"/>
               </w:rPr>
-              <w:t xml:space="preserve">docker exec docsearch-kafka kafka-topics --bootstrap-server localhost:9092 --list</w:t>
+              <w:t xml:space="preserve">sudo podman exec docsearch-kafka kafka-topics --bootstrap-server localhost:9092 --list</w:t>
             </w:r>
           </w:p>
           <w:p>
@@ -2774,7 +2774,7 @@
                 <w:sz w:val="19"/>
                 <w:szCs w:val="19"/>
               </w:rPr>
-              <w:t xml:space="preserve">curl -sk https://&lt;FRONTEND_IP&gt;/search?q=test</w:t>
+              <w:t xml:space="preserve">curl -sk -X POST -H 'X-User: &lt;compte_test&gt;' -H 'Content-Type: application/json' -d '{"query":"test"}' https://&lt;FRONTEND_IP&gt;/search</w:t>
             </w:r>
           </w:p>
           <w:p>
@@ -2813,7 +2813,7 @@
                 <w:sz w:val="19"/>
                 <w:szCs w:val="19"/>
               </w:rPr>
-              <w:t xml:space="preserve">docker compose -f docker-compose.ingest.yml logs --tail=50 worker</w:t>
+              <w:t xml:space="preserve">journalctl -u 'docsearch-worker-*' -n 50</w:t>
             </w:r>
           </w:p>
         </w:tc>
@@ -2912,20 +2912,20 @@
                 <w:sz w:val="19"/>
                 <w:szCs w:val="19"/>
               </w:rPr>
-              <w:t xml:space="preserve">docker compose -f docker-compose.frontend.yml build api</w:t>
-            </w:r>
-          </w:p>
-          <w:p>
-            <w:pPr>
-              <w:spacing w:after="20"/>
-            </w:pPr>
-            <w:r>
-              <w:rPr>
-                <w:rFonts w:ascii="Consolas" w:cs="Consolas" w:eastAsia="Consolas" w:hAnsi="Consolas"/>
-                <w:sz w:val="19"/>
-                <w:szCs w:val="19"/>
-              </w:rPr>
-              <w:t xml:space="preserve">docker compose -f docker-compose.frontend.yml up -d --no-deps api</w:t>
+              <w:t xml:space="preserve"># reconstruire sur la machine de préparation, puis transférer :</w:t>
+            </w:r>
+          </w:p>
+          <w:p>
+            <w:pPr>
+              <w:spacing w:after="20"/>
+            </w:pPr>
+            <w:r>
+              <w:rPr>
+                <w:rFonts w:ascii="Consolas" w:cs="Consolas" w:eastAsia="Consolas" w:hAnsi="Consolas"/>
+                <w:sz w:val="19"/>
+                <w:szCs w:val="19"/>
+              </w:rPr>
+              <w:t xml:space="preserve">gunzip -c api.tar.gz | sudo podman load &amp;&amp; sudo systemctl restart docsearch-api</w:t>
             </w:r>
           </w:p>
         </w:tc>
@@ -2950,7 +2950,7 @@
           <w:sz w:val="22"/>
           <w:szCs w:val="22"/>
         </w:rPr>
-        <w:t xml:space="preserve">Revenir au tag d'image précédent dans le fichier docker-compose concerné, puis relancer la même procédure de mise à jour rolling décrite pour ce composant (§4 à §7) — jamais de retour arrière brutal sur tous les nœuds ES simultanément.</w:t>
+        <w:t xml:space="preserve">Revenir au tag d'image précédent dans l'unité concernée (/etc/containers/systemd/*.container), recharger systemd, puis relancer la même procédure de mise à jour rolling décrite pour ce composant (§4 à §7) — jamais de retour arrière brutal sur tous les nœuds ES simultanément.</w:t>
       </w:r>
     </w:p>
     <w:tbl>
@@ -3016,7 +3016,7 @@
         <w:spacing w:after="150" w:before="300"/>
       </w:pPr>
       <w:r>
-        <w:t xml:space="preserve">10.3 Configuration (.env)</w:t>
+        <w:t xml:space="preserve">10.3 Configuration (/etc/docsearch)</w:t>
       </w:r>
     </w:p>
     <w:p>
@@ -3029,7 +3029,7 @@
           <w:sz w:val="22"/>
           <w:szCs w:val="22"/>
         </w:rPr>
-        <w:t xml:space="preserve">Conserver l'ancien .env dans docsearch-infra (versionné via Git, voir README) permet un rollback simple : récupérer la version précédente du fichier et répéter la procédure de propagation du §8.</w:t>
+        <w:t xml:space="preserve">Conserver une copie de l'ancien docsearch.env hors de /etc (versionnée via Git, hors secrets) permet un rollback simple : récupérer la version précédente du fichier et répéter la procédure de propagation du §8.</w:t>
       </w:r>
     </w:p>
     <w:p>
